--- a/data/testcase_uc3_v2/01_quyet_toan_so_tien/01_quyet_toan_so_tien-tc05_tong_dong_khong_khop/request_form.docx
+++ b/data/testcase_uc3_v2/01_quyet_toan_so_tien/01_quyet_toan_so_tien-tc05_tong_dong_khong_khop/request_form.docx
@@ -36,7 +36,7 @@
     </w:p>
     <w:p>
       <w:r>
-        <w:t>Nội dung: Không hợp lệ - tổng dòng không khớp tổng cộng.</w:t>
+        <w:t>Nội dung: Quyết toán các khoản chi phục vụ công việc theo bảng kê và chứng từ đính kèm.</w:t>
       </w:r>
     </w:p>
     <w:p/>
